--- a/PYTHON- cap776/CAP776-MinorProject1Report.docx
+++ b/PYTHON- cap776/CAP776-MinorProject1Report.docx
@@ -178,6 +178,13 @@
                 <w:szCs w:val="36"/>
               </w:rPr>
             </w:pPr>
+            <w:r>
+              <w:rPr>
+                <w:sz w:val="28"/>
+                <w:szCs w:val="36"/>
+              </w:rPr>
+              <w:t>Kripal Singh</w:t>
+            </w:r>
           </w:p>
         </w:tc>
       </w:tr>
@@ -219,6 +226,13 @@
                 <w:szCs w:val="36"/>
               </w:rPr>
             </w:pPr>
+            <w:r>
+              <w:rPr>
+                <w:sz w:val="28"/>
+                <w:szCs w:val="36"/>
+              </w:rPr>
+              <w:t>12618117</w:t>
+            </w:r>
           </w:p>
         </w:tc>
       </w:tr>
@@ -267,6 +281,13 @@
                 <w:szCs w:val="36"/>
               </w:rPr>
             </w:pPr>
+            <w:r>
+              <w:rPr>
+                <w:sz w:val="28"/>
+                <w:szCs w:val="36"/>
+              </w:rPr>
+              <w:t>D2615</w:t>
+            </w:r>
           </w:p>
         </w:tc>
       </w:tr>
@@ -315,6 +336,28 @@
               </w:rPr>
               <w:t xml:space="preserve">13 August 2026 to </w:t>
             </w:r>
+            <w:r>
+              <w:rPr>
+                <w:sz w:val="28"/>
+                <w:szCs w:val="36"/>
+              </w:rPr>
+              <w:t>21</w:t>
+            </w:r>
+            <w:r>
+              <w:rPr>
+                <w:sz w:val="28"/>
+                <w:szCs w:val="36"/>
+                <w:vertAlign w:val="superscript"/>
+              </w:rPr>
+              <w:t>ST</w:t>
+            </w:r>
+            <w:r>
+              <w:rPr>
+                <w:sz w:val="28"/>
+                <w:szCs w:val="36"/>
+              </w:rPr>
+              <w:t xml:space="preserve"> September</w:t>
+            </w:r>
           </w:p>
         </w:tc>
       </w:tr>
@@ -356,6 +399,13 @@
                 <w:szCs w:val="36"/>
               </w:rPr>
             </w:pPr>
+            <w:r>
+              <w:rPr>
+                <w:sz w:val="28"/>
+                <w:szCs w:val="36"/>
+              </w:rPr>
+              <w:t>25-09-2026</w:t>
+            </w:r>
           </w:p>
         </w:tc>
       </w:tr>
@@ -469,6 +519,13 @@
                 <w:szCs w:val="36"/>
               </w:rPr>
             </w:pPr>
+            <w:r>
+              <w:rPr>
+                <w:sz w:val="24"/>
+                <w:szCs w:val="36"/>
+              </w:rPr>
+              <w:t>40</w:t>
+            </w:r>
           </w:p>
         </w:tc>
       </w:tr>
@@ -510,6 +567,13 @@
                 <w:szCs w:val="36"/>
               </w:rPr>
             </w:pPr>
+            <w:r>
+              <w:rPr>
+                <w:sz w:val="24"/>
+                <w:szCs w:val="36"/>
+              </w:rPr>
+              <w:t>37</w:t>
+            </w:r>
           </w:p>
         </w:tc>
       </w:tr>
@@ -551,6 +615,13 @@
                 <w:szCs w:val="36"/>
               </w:rPr>
             </w:pPr>
+            <w:r>
+              <w:rPr>
+                <w:sz w:val="24"/>
+                <w:szCs w:val="36"/>
+              </w:rPr>
+              <w:t>3</w:t>
+            </w:r>
           </w:p>
         </w:tc>
       </w:tr>
@@ -592,6 +663,13 @@
                 <w:szCs w:val="36"/>
               </w:rPr>
             </w:pPr>
+            <w:r>
+              <w:rPr>
+                <w:sz w:val="24"/>
+                <w:szCs w:val="36"/>
+              </w:rPr>
+              <w:t>0</w:t>
+            </w:r>
           </w:p>
         </w:tc>
       </w:tr>
@@ -640,6 +718,13 @@
                 <w:szCs w:val="36"/>
               </w:rPr>
             </w:pPr>
+            <w:r>
+              <w:rPr>
+                <w:sz w:val="24"/>
+                <w:szCs w:val="36"/>
+              </w:rPr>
+              <w:t>293.92 min/day</w:t>
+            </w:r>
           </w:p>
         </w:tc>
       </w:tr>
@@ -688,6 +773,20 @@
                 <w:szCs w:val="36"/>
               </w:rPr>
             </w:pPr>
+            <w:r>
+              <w:rPr>
+                <w:sz w:val="24"/>
+                <w:szCs w:val="36"/>
+              </w:rPr>
+              <w:t xml:space="preserve">27.7 </w:t>
+            </w:r>
+            <w:r>
+              <w:rPr>
+                <w:sz w:val="24"/>
+                <w:szCs w:val="36"/>
+              </w:rPr>
+              <w:t>min/day</w:t>
+            </w:r>
           </w:p>
         </w:tc>
       </w:tr>
@@ -736,6 +835,20 @@
                 <w:szCs w:val="36"/>
               </w:rPr>
             </w:pPr>
+            <w:r>
+              <w:rPr>
+                <w:sz w:val="24"/>
+                <w:szCs w:val="36"/>
+              </w:rPr>
+              <w:t xml:space="preserve">75.95 </w:t>
+            </w:r>
+            <w:r>
+              <w:rPr>
+                <w:sz w:val="24"/>
+                <w:szCs w:val="36"/>
+              </w:rPr>
+              <w:t>min/day</w:t>
+            </w:r>
           </w:p>
         </w:tc>
       </w:tr>
@@ -784,6 +897,20 @@
                 <w:szCs w:val="36"/>
               </w:rPr>
             </w:pPr>
+            <w:r>
+              <w:rPr>
+                <w:sz w:val="24"/>
+                <w:szCs w:val="36"/>
+              </w:rPr>
+              <w:t xml:space="preserve">48.51 </w:t>
+            </w:r>
+            <w:r>
+              <w:rPr>
+                <w:sz w:val="24"/>
+                <w:szCs w:val="36"/>
+              </w:rPr>
+              <w:t>min/day</w:t>
+            </w:r>
           </w:p>
         </w:tc>
       </w:tr>
@@ -832,6 +959,20 @@
                 <w:szCs w:val="36"/>
               </w:rPr>
             </w:pPr>
+            <w:r>
+              <w:rPr>
+                <w:sz w:val="24"/>
+                <w:szCs w:val="36"/>
+              </w:rPr>
+              <w:t xml:space="preserve">168.92 </w:t>
+            </w:r>
+            <w:r>
+              <w:rPr>
+                <w:sz w:val="24"/>
+                <w:szCs w:val="36"/>
+              </w:rPr>
+              <w:t>min/day</w:t>
+            </w:r>
           </w:p>
         </w:tc>
       </w:tr>
@@ -880,6 +1021,20 @@
                 <w:szCs w:val="36"/>
               </w:rPr>
             </w:pPr>
+            <w:r>
+              <w:rPr>
+                <w:sz w:val="24"/>
+                <w:szCs w:val="36"/>
+              </w:rPr>
+              <w:t xml:space="preserve">369.46 </w:t>
+            </w:r>
+            <w:r>
+              <w:rPr>
+                <w:sz w:val="24"/>
+                <w:szCs w:val="36"/>
+              </w:rPr>
+              <w:t>min/day</w:t>
+            </w:r>
           </w:p>
         </w:tc>
       </w:tr>
@@ -942,6 +1097,20 @@
                 <w:szCs w:val="36"/>
               </w:rPr>
             </w:pPr>
+            <w:r>
+              <w:rPr>
+                <w:sz w:val="24"/>
+                <w:szCs w:val="36"/>
+              </w:rPr>
+              <w:t xml:space="preserve">455.54 </w:t>
+            </w:r>
+            <w:r>
+              <w:rPr>
+                <w:sz w:val="24"/>
+                <w:szCs w:val="36"/>
+              </w:rPr>
+              <w:t>min/day</w:t>
+            </w:r>
           </w:p>
         </w:tc>
       </w:tr>
@@ -1196,6 +1365,13 @@
                 <w:szCs w:val="28"/>
               </w:rPr>
             </w:pPr>
+            <w:r>
+              <w:rPr>
+                <w:sz w:val="22"/>
+                <w:szCs w:val="28"/>
+              </w:rPr>
+              <w:t>271.81</w:t>
+            </w:r>
           </w:p>
         </w:tc>
       </w:tr>
@@ -1309,7 +1485,14 @@
                 <w:sz w:val="22"/>
                 <w:szCs w:val="28"/>
               </w:rPr>
-              <w:t>________ min/day</w:t>
+              <w:t xml:space="preserve">48.51 </w:t>
+            </w:r>
+            <w:r>
+              <w:rPr>
+                <w:sz w:val="22"/>
+                <w:szCs w:val="28"/>
+              </w:rPr>
+              <w:t>min/day</w:t>
             </w:r>
           </w:p>
         </w:tc>
@@ -1424,7 +1607,14 @@
                 <w:sz w:val="22"/>
                 <w:szCs w:val="28"/>
               </w:rPr>
-              <w:t>________ min/day</w:t>
+              <w:t>244.86</w:t>
+            </w:r>
+            <w:r>
+              <w:rPr>
+                <w:sz w:val="22"/>
+                <w:szCs w:val="28"/>
+              </w:rPr>
+              <w:t xml:space="preserve"> min/day</w:t>
             </w:r>
           </w:p>
         </w:tc>
@@ -1552,7 +1742,14 @@
                 <w:sz w:val="22"/>
                 <w:szCs w:val="28"/>
               </w:rPr>
-              <w:t>________ min/day</w:t>
+              <w:t>27.7</w:t>
+            </w:r>
+            <w:r>
+              <w:rPr>
+                <w:sz w:val="22"/>
+                <w:szCs w:val="28"/>
+              </w:rPr>
+              <w:t xml:space="preserve"> min/day</w:t>
             </w:r>
           </w:p>
         </w:tc>
@@ -1667,7 +1864,14 @@
                 <w:sz w:val="22"/>
                 <w:szCs w:val="28"/>
               </w:rPr>
-              <w:t>________ min/day</w:t>
+              <w:t>293.92</w:t>
+            </w:r>
+            <w:r>
+              <w:rPr>
+                <w:sz w:val="22"/>
+                <w:szCs w:val="28"/>
+              </w:rPr>
+              <w:t xml:space="preserve"> min/day</w:t>
             </w:r>
           </w:p>
         </w:tc>
@@ -1782,7 +1986,14 @@
                 <w:sz w:val="22"/>
                 <w:szCs w:val="28"/>
               </w:rPr>
-              <w:t>________ min/day</w:t>
+              <w:t>455.54</w:t>
+            </w:r>
+            <w:r>
+              <w:rPr>
+                <w:sz w:val="22"/>
+                <w:szCs w:val="28"/>
+              </w:rPr>
+              <w:t xml:space="preserve"> min/day</w:t>
             </w:r>
           </w:p>
         </w:tc>
@@ -1904,7 +2115,14 @@
                 <w:sz w:val="22"/>
                 <w:szCs w:val="28"/>
               </w:rPr>
-              <w:t>________ min/day</w:t>
+              <w:t>984.46</w:t>
+            </w:r>
+            <w:r>
+              <w:rPr>
+                <w:sz w:val="22"/>
+                <w:szCs w:val="28"/>
+              </w:rPr>
+              <w:t xml:space="preserve"> min/day</w:t>
             </w:r>
           </w:p>
         </w:tc>
@@ -2003,7 +2221,14 @@
                 <w:sz w:val="22"/>
                 <w:szCs w:val="28"/>
               </w:rPr>
-              <w:t>________ / 5</w:t>
+              <w:t>3.28</w:t>
+            </w:r>
+            <w:r>
+              <w:rPr>
+                <w:sz w:val="22"/>
+                <w:szCs w:val="28"/>
+              </w:rPr>
+              <w:t xml:space="preserve"> / 5</w:t>
             </w:r>
           </w:p>
         </w:tc>
@@ -2102,7 +2327,14 @@
                 <w:sz w:val="22"/>
                 <w:szCs w:val="28"/>
               </w:rPr>
-              <w:t>________ %</w:t>
+              <w:t>92.5</w:t>
+            </w:r>
+            <w:r>
+              <w:rPr>
+                <w:sz w:val="22"/>
+                <w:szCs w:val="28"/>
+              </w:rPr>
+              <w:t xml:space="preserve"> %</w:t>
             </w:r>
           </w:p>
         </w:tc>
@@ -2121,23 +2353,7 @@
           <w:sz w:val="24"/>
           <w:szCs w:val="32"/>
         </w:rPr>
-        <w:t xml:space="preserve">Formula references: All time values are taken directly from the activity record and </w:t>
-      </w:r>
-      <w:proofErr w:type="gramStart"/>
-      <w:r>
-        <w:rPr>
-          <w:sz w:val="24"/>
-          <w:szCs w:val="32"/>
-        </w:rPr>
-        <w:t>averaged</w:t>
-      </w:r>
-      <w:proofErr w:type="gramEnd"/>
-      <w:r>
-        <w:rPr>
-          <w:sz w:val="24"/>
-          <w:szCs w:val="32"/>
-        </w:rPr>
-        <w:t xml:space="preserve"> across valid recorded days. Feeling, Satisfaction and Energy are scored using the prescribed 5/4/3/2/1, 5/4/3/2/1 and 3/2/1 scales respectively. PAI uses the predefined weights shown above. DCI rewards complete and continuous recording from 13 August 2026.</w:t>
+        <w:t>Formula references: All time values are taken directly from the activity record and averaged across valid recorded days. Feeling, Satisfaction and Energy are scored using the prescribed 5/4/3/2/1, 5/4/3/2/1 and 3/2/1 scales respectively. PAI uses the predefined weights shown above. DCI rewards complete and continuous recording from 13 August 2026.</w:t>
       </w:r>
     </w:p>
     <w:p>
@@ -2302,6 +2518,13 @@
                 <w:szCs w:val="40"/>
               </w:rPr>
             </w:pPr>
+            <w:r>
+              <w:rPr>
+                <w:sz w:val="28"/>
+                <w:szCs w:val="40"/>
+              </w:rPr>
+              <w:t>Higher sleep lower energy</w:t>
+            </w:r>
           </w:p>
         </w:tc>
       </w:tr>
@@ -2364,6 +2587,13 @@
                 <w:szCs w:val="40"/>
               </w:rPr>
             </w:pPr>
+            <w:r>
+              <w:rPr>
+                <w:sz w:val="28"/>
+                <w:szCs w:val="40"/>
+              </w:rPr>
+              <w:t>Increasing study satisfaction increases</w:t>
+            </w:r>
           </w:p>
         </w:tc>
       </w:tr>
@@ -2426,6 +2656,13 @@
                 <w:szCs w:val="40"/>
               </w:rPr>
             </w:pPr>
+            <w:r>
+              <w:rPr>
+                <w:sz w:val="28"/>
+                <w:szCs w:val="40"/>
+              </w:rPr>
+              <w:t xml:space="preserve">Not much dependent </w:t>
+            </w:r>
           </w:p>
         </w:tc>
       </w:tr>
@@ -2467,6 +2704,27 @@
                 <w:szCs w:val="40"/>
               </w:rPr>
             </w:pPr>
+            <w:r>
+              <w:rPr>
+                <w:sz w:val="28"/>
+                <w:szCs w:val="40"/>
+              </w:rPr>
+              <w:t xml:space="preserve">Coding </w:t>
+            </w:r>
+            <w:r>
+              <w:rPr>
+                <w:sz w:val="28"/>
+                <w:szCs w:val="40"/>
+              </w:rPr>
+              <w:t>↔</w:t>
+            </w:r>
+            <w:r>
+              <w:rPr>
+                <w:sz w:val="28"/>
+                <w:szCs w:val="40"/>
+              </w:rPr>
+              <w:t xml:space="preserve"> Satisfaction</w:t>
+            </w:r>
           </w:p>
         </w:tc>
         <w:tc>
@@ -2481,6 +2739,27 @@
                 <w:szCs w:val="40"/>
               </w:rPr>
             </w:pPr>
+            <w:r>
+              <w:rPr>
+                <w:sz w:val="28"/>
+                <w:szCs w:val="40"/>
+              </w:rPr>
+              <w:t xml:space="preserve">Increasing </w:t>
+            </w:r>
+            <w:r>
+              <w:rPr>
+                <w:sz w:val="28"/>
+                <w:szCs w:val="40"/>
+              </w:rPr>
+              <w:t>coding time and</w:t>
+            </w:r>
+            <w:r>
+              <w:rPr>
+                <w:sz w:val="28"/>
+                <w:szCs w:val="40"/>
+              </w:rPr>
+              <w:t xml:space="preserve"> satisfaction increases</w:t>
+            </w:r>
           </w:p>
         </w:tc>
       </w:tr>
@@ -2506,6 +2785,7 @@
                 <w:sz w:val="28"/>
                 <w:szCs w:val="40"/>
               </w:rPr>
+              <w:lastRenderedPageBreak/>
               <w:t>5</w:t>
             </w:r>
           </w:p>
@@ -2522,6 +2802,27 @@
                 <w:szCs w:val="40"/>
               </w:rPr>
             </w:pPr>
+            <w:r>
+              <w:rPr>
+                <w:sz w:val="28"/>
+                <w:szCs w:val="40"/>
+              </w:rPr>
+              <w:t xml:space="preserve">Total traced time </w:t>
+            </w:r>
+            <w:r>
+              <w:rPr>
+                <w:sz w:val="28"/>
+                <w:szCs w:val="40"/>
+              </w:rPr>
+              <w:t>↔</w:t>
+            </w:r>
+            <w:r>
+              <w:rPr>
+                <w:sz w:val="28"/>
+                <w:szCs w:val="40"/>
+              </w:rPr>
+              <w:t xml:space="preserve"> Satisfaction </w:t>
+            </w:r>
           </w:p>
         </w:tc>
         <w:tc>
@@ -2536,6 +2837,29 @@
                 <w:szCs w:val="40"/>
               </w:rPr>
             </w:pPr>
+            <w:r>
+              <w:rPr>
+                <w:sz w:val="28"/>
+                <w:szCs w:val="40"/>
+              </w:rPr>
+              <w:t xml:space="preserve">As less time is tracked then the satisfaction </w:t>
+            </w:r>
+            <w:proofErr w:type="gramStart"/>
+            <w:r>
+              <w:rPr>
+                <w:sz w:val="28"/>
+                <w:szCs w:val="40"/>
+              </w:rPr>
+              <w:t>decrease</w:t>
+            </w:r>
+            <w:proofErr w:type="gramEnd"/>
+            <w:r>
+              <w:rPr>
+                <w:sz w:val="28"/>
+                <w:szCs w:val="40"/>
+              </w:rPr>
+              <w:t xml:space="preserve"> or be neutral. </w:t>
+            </w:r>
           </w:p>
         </w:tc>
       </w:tr>
@@ -2584,59 +2908,41 @@
       </w:r>
     </w:p>
     <w:p>
+      <w:pPr>
+        <w:ind w:left="720"/>
+        <w:jc w:val="both"/>
+        <w:rPr>
+          <w:sz w:val="24"/>
+          <w:szCs w:val="32"/>
+        </w:rPr>
+      </w:pPr>
       <w:r>
-        <w:t>________________________________________________________________________________________</w:t>
+        <w:rPr>
+          <w:sz w:val="24"/>
+          <w:szCs w:val="32"/>
+        </w:rPr>
+        <w:t>During my analysis of 40 days</w:t>
       </w:r>
       <w:r>
-        <w:t>_______________________________</w:t>
-      </w:r>
-    </w:p>
-    <w:p>
-      <w:r>
-        <w:t>________________________________________________________________________________________</w:t>
+        <w:rPr>
+          <w:sz w:val="24"/>
+          <w:szCs w:val="32"/>
+        </w:rPr>
+        <w:t xml:space="preserve"> </w:t>
       </w:r>
       <w:r>
-        <w:t>_______________________________</w:t>
-      </w:r>
-    </w:p>
-    <w:p>
-      <w:r>
-        <w:t>________________________________________________________________________________________</w:t>
+        <w:rPr>
+          <w:sz w:val="24"/>
+          <w:szCs w:val="32"/>
+        </w:rPr>
+        <w:t xml:space="preserve">data clearly reveals that </w:t>
       </w:r>
       <w:r>
-        <w:t>_______________________________</w:t>
-      </w:r>
-    </w:p>
-    <w:p>
-      <w:r>
-        <w:t>________________________________________________________________________________________</w:t>
-      </w:r>
-      <w:r>
-        <w:t>_______________________________</w:t>
-      </w:r>
-    </w:p>
-    <w:p>
-      <w:r>
-        <w:t>________________________________________________________________________________________</w:t>
-      </w:r>
-      <w:r>
-        <w:t>_______________________________</w:t>
-      </w:r>
-    </w:p>
-    <w:p>
-      <w:r>
-        <w:t>________________________________________________________________________________________</w:t>
-      </w:r>
-      <w:r>
-        <w:t>_______________________________</w:t>
-      </w:r>
-    </w:p>
-    <w:p>
-      <w:r>
-        <w:t>________________________________________________________________________________________</w:t>
-      </w:r>
-      <w:r>
-        <w:t>_______________________________</w:t>
+        <w:rPr>
+          <w:sz w:val="24"/>
+          <w:szCs w:val="32"/>
+        </w:rPr>
+        <w:t xml:space="preserve">my priorities for the study and coding they are not completely focused yet, the consistency is the main thing which is missing because one day I study and practice coding but another I miss it, and there is no proper balance in the schedule which needs to be fixed. And the relationship between my activities and the other experience shows that the day I study or code more my day’s satisfaction gets higher so it’s heavily dependent on that. Other than that, I used to think I don’t have time but as I saw my data and analyzed it shows clearly distribution of time which goes to other activities and part of it still left.  </w:t>
       </w:r>
     </w:p>
     <w:p>
@@ -2664,38 +2970,234 @@
       </w:r>
     </w:p>
     <w:p>
+      <w:pPr>
+        <w:ind w:left="720"/>
+        <w:rPr>
+          <w:sz w:val="24"/>
+          <w:szCs w:val="24"/>
+        </w:rPr>
+      </w:pPr>
       <w:r>
-        <w:t>_______________________________________________________________________________________________________________________</w:t>
+        <w:rPr>
+          <w:sz w:val="24"/>
+          <w:szCs w:val="24"/>
+        </w:rPr>
+        <w:t xml:space="preserve">Based on my data I figured out some key challenges that I need to fix and work on which are like coding, </w:t>
       </w:r>
-    </w:p>
-    <w:p>
+      <w:proofErr w:type="spellStart"/>
       <w:r>
-        <w:t>_______________________________________________________________________________________________________________________</w:t>
+        <w:rPr>
+          <w:sz w:val="24"/>
+          <w:szCs w:val="24"/>
+        </w:rPr>
+        <w:t>self study</w:t>
       </w:r>
-    </w:p>
-    <w:p>
+      <w:proofErr w:type="spellEnd"/>
       <w:r>
-        <w:t>_______________________________________________________________________________________________________________________</w:t>
+        <w:rPr>
+          <w:sz w:val="24"/>
+          <w:szCs w:val="24"/>
+        </w:rPr>
+        <w:t xml:space="preserve">, </w:t>
       </w:r>
-    </w:p>
-    <w:p>
+      <w:proofErr w:type="gramStart"/>
       <w:r>
-        <w:t>_______________________________________________________________________________________________________________________</w:t>
+        <w:rPr>
+          <w:sz w:val="24"/>
+          <w:szCs w:val="24"/>
+        </w:rPr>
+        <w:t>sleep  and</w:t>
       </w:r>
-    </w:p>
-    <w:p>
+      <w:proofErr w:type="gramEnd"/>
       <w:r>
-        <w:t>_______________________________________________________________________________________________________________________</w:t>
+        <w:rPr>
+          <w:sz w:val="24"/>
+          <w:szCs w:val="24"/>
+        </w:rPr>
+        <w:t xml:space="preserve"> set setting the limit to unaccounted and other activity time. If I talk about my average sleep time that is</w:t>
       </w:r>
-    </w:p>
-    <w:p>
       <w:r>
-        <w:t>_______________________________________________________________________________________________________________________</w:t>
+        <w:rPr>
+          <w:sz w:val="24"/>
+          <w:szCs w:val="24"/>
+        </w:rPr>
+        <w:t xml:space="preserve"> just 4.90 hours of sleep per day</w:t>
       </w:r>
-    </w:p>
-    <w:p>
       <w:r>
-        <w:t>_______________________________________________________________________________________________________________________</w:t>
+        <w:rPr>
+          <w:sz w:val="24"/>
+          <w:szCs w:val="24"/>
+        </w:rPr>
+        <w:t xml:space="preserve"> which I intend to make </w:t>
+      </w:r>
+      <w:r>
+        <w:rPr>
+          <w:sz w:val="24"/>
+          <w:szCs w:val="24"/>
+        </w:rPr>
+        <w:t xml:space="preserve">6.5-hour sleep window by 7:00 AM wake time and setting a </w:t>
+      </w:r>
+      <w:r>
+        <w:rPr>
+          <w:sz w:val="24"/>
+          <w:szCs w:val="24"/>
+        </w:rPr>
+        <w:t>screen time cutoff</w:t>
+      </w:r>
+      <w:r>
+        <w:rPr>
+          <w:sz w:val="24"/>
+          <w:szCs w:val="24"/>
+        </w:rPr>
+        <w:t xml:space="preserve"> 45 minutes before bed</w:t>
+      </w:r>
+      <w:r>
+        <w:rPr>
+          <w:sz w:val="24"/>
+          <w:szCs w:val="24"/>
+        </w:rPr>
+        <w:t xml:space="preserve">. </w:t>
+      </w:r>
+      <w:proofErr w:type="gramStart"/>
+      <w:r>
+        <w:rPr>
+          <w:sz w:val="24"/>
+          <w:szCs w:val="24"/>
+        </w:rPr>
+        <w:t>Also</w:t>
+      </w:r>
+      <w:proofErr w:type="gramEnd"/>
+      <w:r>
+        <w:rPr>
+          <w:sz w:val="24"/>
+          <w:szCs w:val="24"/>
+        </w:rPr>
+        <w:t xml:space="preserve"> the major improvement in coding and study because they are just </w:t>
+      </w:r>
+      <w:r>
+        <w:rPr>
+          <w:sz w:val="24"/>
+          <w:szCs w:val="24"/>
+        </w:rPr>
+        <w:t>48.51 mins/day and self-study 75.95 mins/day</w:t>
+      </w:r>
+      <w:r>
+        <w:rPr>
+          <w:sz w:val="24"/>
+          <w:szCs w:val="24"/>
+        </w:rPr>
+        <w:t>.</w:t>
+      </w:r>
+      <w:r>
+        <w:rPr>
+          <w:sz w:val="24"/>
+          <w:szCs w:val="24"/>
+        </w:rPr>
+        <w:t xml:space="preserve"> while "other activities" (6.16 </w:t>
+      </w:r>
+      <w:proofErr w:type="spellStart"/>
+      <w:r>
+        <w:rPr>
+          <w:sz w:val="24"/>
+          <w:szCs w:val="24"/>
+        </w:rPr>
+        <w:t>hrs</w:t>
+      </w:r>
+      <w:proofErr w:type="spellEnd"/>
+      <w:r>
+        <w:rPr>
+          <w:sz w:val="24"/>
+          <w:szCs w:val="24"/>
+        </w:rPr>
+        <w:t xml:space="preserve">) and unaccounted time (7.59 </w:t>
+      </w:r>
+      <w:proofErr w:type="spellStart"/>
+      <w:r>
+        <w:rPr>
+          <w:sz w:val="24"/>
+          <w:szCs w:val="24"/>
+        </w:rPr>
+        <w:t>hrs</w:t>
+      </w:r>
+      <w:proofErr w:type="spellEnd"/>
+      <w:r>
+        <w:rPr>
+          <w:sz w:val="24"/>
+          <w:szCs w:val="24"/>
+        </w:rPr>
+        <w:t>)</w:t>
+      </w:r>
+      <w:r>
+        <w:rPr>
+          <w:sz w:val="24"/>
+          <w:szCs w:val="24"/>
+        </w:rPr>
+        <w:t xml:space="preserve">. </w:t>
+      </w:r>
+      <w:proofErr w:type="gramStart"/>
+      <w:r>
+        <w:rPr>
+          <w:sz w:val="24"/>
+          <w:szCs w:val="24"/>
+        </w:rPr>
+        <w:t>So</w:t>
+      </w:r>
+      <w:proofErr w:type="gramEnd"/>
+      <w:r>
+        <w:rPr>
+          <w:sz w:val="24"/>
+          <w:szCs w:val="24"/>
+        </w:rPr>
+        <w:t xml:space="preserve"> I have planned to</w:t>
+      </w:r>
+      <w:r>
+        <w:rPr>
+          <w:sz w:val="24"/>
+          <w:szCs w:val="24"/>
+        </w:rPr>
+        <w:t xml:space="preserve"> </w:t>
+      </w:r>
+      <w:r>
+        <w:rPr>
+          <w:sz w:val="24"/>
+          <w:szCs w:val="24"/>
+        </w:rPr>
+        <w:t>set</w:t>
+      </w:r>
+      <w:r>
+        <w:rPr>
+          <w:sz w:val="24"/>
+          <w:szCs w:val="24"/>
+        </w:rPr>
+        <w:t xml:space="preserve"> three hours from this surplus by scheduling a dedicated, uninterrupted 2</w:t>
+      </w:r>
+      <w:r>
+        <w:rPr>
+          <w:sz w:val="24"/>
+          <w:szCs w:val="24"/>
+        </w:rPr>
+        <w:t xml:space="preserve"> hours of</w:t>
+      </w:r>
+      <w:r>
+        <w:rPr>
+          <w:sz w:val="24"/>
+          <w:szCs w:val="24"/>
+        </w:rPr>
+        <w:t xml:space="preserve"> coding block and extending self-study to 2.25 hours </w:t>
+      </w:r>
+      <w:r>
+        <w:rPr>
+          <w:sz w:val="24"/>
+          <w:szCs w:val="24"/>
+        </w:rPr>
+        <w:t>by giving focus to other parts of my academics</w:t>
+      </w:r>
+      <w:r>
+        <w:rPr>
+          <w:sz w:val="24"/>
+          <w:szCs w:val="24"/>
+        </w:rPr>
+        <w:t>.</w:t>
       </w:r>
     </w:p>
     <w:p>
@@ -2825,6 +3327,13 @@
                 <w:szCs w:val="32"/>
               </w:rPr>
             </w:pPr>
+            <w:r>
+              <w:rPr>
+                <w:sz w:val="24"/>
+                <w:szCs w:val="32"/>
+              </w:rPr>
+              <w:t>Kripal Singh</w:t>
+            </w:r>
           </w:p>
         </w:tc>
         <w:tc>
@@ -2839,6 +3348,13 @@
                 <w:szCs w:val="32"/>
               </w:rPr>
             </w:pPr>
+            <w:r>
+              <w:rPr>
+                <w:sz w:val="24"/>
+                <w:szCs w:val="32"/>
+              </w:rPr>
+              <w:t>Kripal Singh</w:t>
+            </w:r>
           </w:p>
         </w:tc>
         <w:tc>
@@ -2853,6 +3369,13 @@
                 <w:szCs w:val="32"/>
               </w:rPr>
             </w:pPr>
+            <w:r>
+              <w:rPr>
+                <w:sz w:val="24"/>
+                <w:szCs w:val="32"/>
+              </w:rPr>
+              <w:t>25-09-26</w:t>
+            </w:r>
           </w:p>
         </w:tc>
       </w:tr>
